--- a/L2A-System-Architecture/CiC_L2A_System_Level_Map_V1.0.docx
+++ b/L2A-System-Architecture/CiC_L2A_System_Level_Map_V1.0.docx
@@ -3315,7 +3315,7 @@
                 <w:sz w:val="19"/>
                 <w:szCs w:val="19"/>
               </w:rPr>
-              <w:t xml:space="preserve">CiC_L2A_System_Operations_V7_r2.docx</w:t>
+              <w:t xml:space="preserve">CiC_L2D_System_Operations_V1.0.docx</w:t>
             </w:r>
           </w:p>
         </w:tc>
@@ -3355,7 +3355,7 @@
                 <w:sz w:val="19"/>
                 <w:szCs w:val="19"/>
               </w:rPr>
-              <w:t xml:space="preserve">Format MD→DOCX. 5 targeted fixes including blur pairings removal, voice name fix, TC-001 citation removal.</w:t>
+              <w:t xml:space="preserve">CLEAN ✓. Filed at new Level 2D. Format MD→DOCX complete; voice-name genericized. Blur pairings and TC-001 citation retained as legitimate operational-parameter content (confirmed by review).</w:t>
             </w:r>
           </w:p>
         </w:tc>
@@ -4442,7 +4442,7 @@
                 <w:sz w:val="19"/>
                 <w:szCs w:val="19"/>
               </w:rPr>
-              <w:t xml:space="preserve">Stable operational parameters (belongs in 2A System Operations)</w:t>
+              <w:t xml:space="preserve">Stable operational parameters (belongs in 2D System Operations)</w:t>
             </w:r>
           </w:p>
         </w:tc>
@@ -4739,7 +4739,7 @@
                 <w:sz w:val="19"/>
                 <w:szCs w:val="19"/>
               </w:rPr>
-              <w:t xml:space="preserve">Add Representative Voice column. Update standing methodology items. Add blur pairings table (moved from System Operations). Add cross-ref to 2A for table config parameters.</w:t>
+              <w:t xml:space="preserve">Add Representative Voice column. Update standing methodology items. Add blur pairings resolution-status tracking table. Add cross-ref to 2A for table config parameters.</w:t>
             </w:r>
           </w:p>
         </w:tc>
